--- a/Omkar_Geetaram_Takalkar_BMS_Project_jira.docx
+++ b/Omkar_Geetaram_Takalkar_BMS_Project_jira.docx
@@ -1309,8 +1309,8 @@
         </w:rPr>
         <w:drawing>
           <wp:inline distT="0" distB="0" distL="0" distR="0">
-            <wp:extent cx="5731510" cy="2238506"/>
-            <wp:effectExtent l="19050" t="0" r="2540" b="0"/>
+            <wp:extent cx="6195296" cy="2419643"/>
+            <wp:effectExtent l="19050" t="0" r="0" b="0"/>
             <wp:docPr id="8" name="Picture 8" descr="C:\Users\dhanr\OneDrive\Pictures\Screenshots\Screenshot 2026-03-05 102442.png"/>
             <wp:cNvGraphicFramePr>
               <a:graphicFrameLocks xmlns:a="http://schemas.openxmlformats.org/drawingml/2006/main" noChangeAspect="1"/>
@@ -1334,7 +1334,7 @@
                   <pic:spPr bwMode="auto">
                     <a:xfrm>
                       <a:off x="0" y="0"/>
-                      <a:ext cx="5731510" cy="2238506"/>
+                      <a:ext cx="6200124" cy="2421529"/>
                     </a:xfrm>
                     <a:prstGeom prst="rect">
                       <a:avLst/>
@@ -1362,6 +1362,15 @@
           <w:sz w:val="28"/>
         </w:rPr>
       </w:pPr>
+    </w:p>
+    <w:p>
+      <w:pPr>
+        <w:rPr>
+          <w:b/>
+          <w:color w:val="000000" w:themeColor="text1"/>
+          <w:sz w:val="28"/>
+        </w:rPr>
+      </w:pPr>
       <w:r>
         <w:rPr>
           <w:b/>
@@ -1407,8 +1416,8 @@
         </w:rPr>
         <w:drawing>
           <wp:inline distT="0" distB="0" distL="0" distR="0">
-            <wp:extent cx="5731510" cy="2855691"/>
-            <wp:effectExtent l="19050" t="0" r="2540" b="0"/>
+            <wp:extent cx="6268068" cy="3123028"/>
+            <wp:effectExtent l="19050" t="0" r="0" b="0"/>
             <wp:docPr id="9" name="Picture 9" descr="C:\Users\dhanr\OneDrive\Pictures\Screenshots\Screenshot 2026-03-05 102538.png"/>
             <wp:cNvGraphicFramePr>
               <a:graphicFrameLocks xmlns:a="http://schemas.openxmlformats.org/drawingml/2006/main" noChangeAspect="1"/>
@@ -1432,7 +1441,7 @@
                   <pic:spPr bwMode="auto">
                     <a:xfrm>
                       <a:off x="0" y="0"/>
-                      <a:ext cx="5731510" cy="2855691"/>
+                      <a:ext cx="6267958" cy="3122973"/>
                     </a:xfrm>
                     <a:prstGeom prst="rect">
                       <a:avLst/>
@@ -1450,6 +1459,960 @@
             </a:graphic>
           </wp:inline>
         </w:drawing>
+      </w:r>
+    </w:p>
+    <w:p>
+      <w:pPr>
+        <w:rPr>
+          <w:b/>
+          <w:color w:val="000000" w:themeColor="text1"/>
+          <w:sz w:val="28"/>
+        </w:rPr>
+      </w:pPr>
+    </w:p>
+    <w:p>
+      <w:pPr>
+        <w:rPr>
+          <w:b/>
+          <w:color w:val="000000" w:themeColor="text1"/>
+          <w:sz w:val="28"/>
+        </w:rPr>
+      </w:pPr>
+    </w:p>
+    <w:p>
+      <w:pPr>
+        <w:rPr>
+          <w:b/>
+          <w:color w:val="000000" w:themeColor="text1"/>
+          <w:sz w:val="28"/>
+        </w:rPr>
+      </w:pPr>
+    </w:p>
+    <w:p>
+      <w:pPr>
+        <w:rPr>
+          <w:b/>
+          <w:color w:val="000000" w:themeColor="text1"/>
+          <w:sz w:val="28"/>
+        </w:rPr>
+      </w:pPr>
+    </w:p>
+    <w:p>
+      <w:pPr>
+        <w:rPr>
+          <w:b/>
+          <w:color w:val="000000" w:themeColor="text1"/>
+          <w:sz w:val="28"/>
+        </w:rPr>
+      </w:pPr>
+    </w:p>
+    <w:p>
+      <w:pPr>
+        <w:rPr>
+          <w:b/>
+          <w:color w:val="000000" w:themeColor="text1"/>
+          <w:sz w:val="28"/>
+        </w:rPr>
+      </w:pPr>
+    </w:p>
+    <w:p>
+      <w:pPr>
+        <w:rPr>
+          <w:b/>
+          <w:color w:val="000000" w:themeColor="text1"/>
+          <w:sz w:val="28"/>
+        </w:rPr>
+      </w:pPr>
+    </w:p>
+    <w:p>
+      <w:pPr>
+        <w:rPr>
+          <w:b/>
+          <w:color w:val="000000" w:themeColor="text1"/>
+          <w:sz w:val="28"/>
+        </w:rPr>
+      </w:pPr>
+    </w:p>
+    <w:p>
+      <w:pPr>
+        <w:rPr>
+          <w:b/>
+          <w:color w:val="000000" w:themeColor="text1"/>
+          <w:sz w:val="28"/>
+        </w:rPr>
+      </w:pPr>
+      <w:r>
+        <w:rPr>
+          <w:b/>
+          <w:color w:val="000000" w:themeColor="text1"/>
+          <w:sz w:val="28"/>
+        </w:rPr>
+        <w:t>Step 9</w:t>
+      </w:r>
+      <w:proofErr w:type="gramStart"/>
+      <w:r>
+        <w:rPr>
+          <w:b/>
+          <w:color w:val="000000" w:themeColor="text1"/>
+          <w:sz w:val="28"/>
+        </w:rPr>
+        <w:t>:Github</w:t>
+      </w:r>
+      <w:proofErr w:type="gramEnd"/>
+      <w:r>
+        <w:rPr>
+          <w:b/>
+          <w:color w:val="000000" w:themeColor="text1"/>
+          <w:sz w:val="28"/>
+        </w:rPr>
+        <w:t xml:space="preserve"> workflow and </w:t>
+      </w:r>
+      <w:proofErr w:type="spellStart"/>
+      <w:r>
+        <w:rPr>
+          <w:b/>
+          <w:color w:val="000000" w:themeColor="text1"/>
+          <w:sz w:val="28"/>
+        </w:rPr>
+        <w:t>jira</w:t>
+      </w:r>
+      <w:proofErr w:type="spellEnd"/>
+      <w:r>
+        <w:rPr>
+          <w:b/>
+          <w:color w:val="000000" w:themeColor="text1"/>
+          <w:sz w:val="28"/>
+        </w:rPr>
+        <w:t xml:space="preserve"> workflow is in progress other till to do</w:t>
+      </w:r>
+    </w:p>
+    <w:p>
+      <w:pPr>
+        <w:rPr>
+          <w:b/>
+          <w:color w:val="000000" w:themeColor="text1"/>
+          <w:sz w:val="28"/>
+        </w:rPr>
+      </w:pPr>
+      <w:r>
+        <w:rPr>
+          <w:b/>
+          <w:noProof/>
+          <w:color w:val="000000" w:themeColor="text1"/>
+          <w:sz w:val="28"/>
+          <w:lang w:val="en-US" w:bidi="ar-SA"/>
+        </w:rPr>
+        <w:drawing>
+          <wp:inline distT="0" distB="0" distL="0" distR="0">
+            <wp:extent cx="5439215" cy="2928892"/>
+            <wp:effectExtent l="19050" t="0" r="9085" b="0"/>
+            <wp:docPr id="10" name="Picture 1" descr="C:\Users\dhanr\OneDrive\Pictures\Screenshots\Screenshot 2026-03-05 110051.png"/>
+            <wp:cNvGraphicFramePr>
+              <a:graphicFrameLocks xmlns:a="http://schemas.openxmlformats.org/drawingml/2006/main" noChangeAspect="1"/>
+            </wp:cNvGraphicFramePr>
+            <a:graphic xmlns:a="http://schemas.openxmlformats.org/drawingml/2006/main">
+              <a:graphicData uri="http://schemas.openxmlformats.org/drawingml/2006/picture">
+                <pic:pic xmlns:pic="http://schemas.openxmlformats.org/drawingml/2006/picture">
+                  <pic:nvPicPr>
+                    <pic:cNvPr id="0" name="Picture 1" descr="C:\Users\dhanr\OneDrive\Pictures\Screenshots\Screenshot 2026-03-05 110051.png"/>
+                    <pic:cNvPicPr>
+                      <a:picLocks noChangeAspect="1" noChangeArrowheads="1"/>
+                    </pic:cNvPicPr>
+                  </pic:nvPicPr>
+                  <pic:blipFill>
+                    <a:blip r:embed="rId13" cstate="print"/>
+                    <a:srcRect/>
+                    <a:stretch>
+                      <a:fillRect/>
+                    </a:stretch>
+                  </pic:blipFill>
+                  <pic:spPr bwMode="auto">
+                    <a:xfrm>
+                      <a:off x="0" y="0"/>
+                      <a:ext cx="5441704" cy="2930232"/>
+                    </a:xfrm>
+                    <a:prstGeom prst="rect">
+                      <a:avLst/>
+                    </a:prstGeom>
+                    <a:noFill/>
+                    <a:ln w="9525">
+                      <a:noFill/>
+                      <a:miter lim="800000"/>
+                      <a:headEnd/>
+                      <a:tailEnd/>
+                    </a:ln>
+                  </pic:spPr>
+                </pic:pic>
+              </a:graphicData>
+            </a:graphic>
+          </wp:inline>
+        </w:drawing>
+      </w:r>
+      <w:r>
+        <w:rPr>
+          <w:b/>
+          <w:color w:val="000000" w:themeColor="text1"/>
+          <w:sz w:val="28"/>
+        </w:rPr>
+        <w:t xml:space="preserve"> </w:t>
+      </w:r>
+    </w:p>
+    <w:p>
+      <w:pPr>
+        <w:rPr>
+          <w:b/>
+          <w:color w:val="000000" w:themeColor="text1"/>
+          <w:sz w:val="28"/>
+        </w:rPr>
+      </w:pPr>
+      <w:r>
+        <w:rPr>
+          <w:b/>
+          <w:color w:val="000000" w:themeColor="text1"/>
+          <w:sz w:val="28"/>
+        </w:rPr>
+        <w:t>Step 10</w:t>
+      </w:r>
+      <w:proofErr w:type="gramStart"/>
+      <w:r>
+        <w:rPr>
+          <w:b/>
+          <w:color w:val="000000" w:themeColor="text1"/>
+          <w:sz w:val="28"/>
+        </w:rPr>
+        <w:t>:Github</w:t>
+      </w:r>
+      <w:proofErr w:type="gramEnd"/>
+      <w:r>
+        <w:rPr>
+          <w:b/>
+          <w:color w:val="000000" w:themeColor="text1"/>
+          <w:sz w:val="28"/>
+        </w:rPr>
+        <w:t xml:space="preserve"> workflow done and Jenkins CI/CD in progress</w:t>
+      </w:r>
+    </w:p>
+    <w:p>
+      <w:pPr>
+        <w:rPr>
+          <w:b/>
+          <w:color w:val="000000" w:themeColor="text1"/>
+          <w:sz w:val="28"/>
+        </w:rPr>
+      </w:pPr>
+      <w:r>
+        <w:rPr>
+          <w:b/>
+          <w:noProof/>
+          <w:color w:val="000000" w:themeColor="text1"/>
+          <w:sz w:val="28"/>
+          <w:lang w:val="en-US" w:bidi="ar-SA"/>
+        </w:rPr>
+        <w:drawing>
+          <wp:inline distT="0" distB="0" distL="0" distR="0">
+            <wp:extent cx="5731510" cy="3956398"/>
+            <wp:effectExtent l="19050" t="0" r="2540" b="0"/>
+            <wp:docPr id="11" name="Picture 2" descr="C:\Users\dhanr\OneDrive\Pictures\Screenshots\Screenshot 2026-03-05 110109.png"/>
+            <wp:cNvGraphicFramePr>
+              <a:graphicFrameLocks xmlns:a="http://schemas.openxmlformats.org/drawingml/2006/main" noChangeAspect="1"/>
+            </wp:cNvGraphicFramePr>
+            <a:graphic xmlns:a="http://schemas.openxmlformats.org/drawingml/2006/main">
+              <a:graphicData uri="http://schemas.openxmlformats.org/drawingml/2006/picture">
+                <pic:pic xmlns:pic="http://schemas.openxmlformats.org/drawingml/2006/picture">
+                  <pic:nvPicPr>
+                    <pic:cNvPr id="0" name="Picture 2" descr="C:\Users\dhanr\OneDrive\Pictures\Screenshots\Screenshot 2026-03-05 110109.png"/>
+                    <pic:cNvPicPr>
+                      <a:picLocks noChangeAspect="1" noChangeArrowheads="1"/>
+                    </pic:cNvPicPr>
+                  </pic:nvPicPr>
+                  <pic:blipFill>
+                    <a:blip r:embed="rId14" cstate="print"/>
+                    <a:srcRect/>
+                    <a:stretch>
+                      <a:fillRect/>
+                    </a:stretch>
+                  </pic:blipFill>
+                  <pic:spPr bwMode="auto">
+                    <a:xfrm>
+                      <a:off x="0" y="0"/>
+                      <a:ext cx="5731510" cy="3956398"/>
+                    </a:xfrm>
+                    <a:prstGeom prst="rect">
+                      <a:avLst/>
+                    </a:prstGeom>
+                    <a:noFill/>
+                    <a:ln w="9525">
+                      <a:noFill/>
+                      <a:miter lim="800000"/>
+                      <a:headEnd/>
+                      <a:tailEnd/>
+                    </a:ln>
+                  </pic:spPr>
+                </pic:pic>
+              </a:graphicData>
+            </a:graphic>
+          </wp:inline>
+        </w:drawing>
+      </w:r>
+    </w:p>
+    <w:p>
+      <w:pPr>
+        <w:rPr>
+          <w:b/>
+          <w:color w:val="000000" w:themeColor="text1"/>
+          <w:sz w:val="28"/>
+        </w:rPr>
+      </w:pPr>
+    </w:p>
+    <w:p>
+      <w:pPr>
+        <w:rPr>
+          <w:b/>
+          <w:color w:val="000000" w:themeColor="text1"/>
+          <w:sz w:val="28"/>
+        </w:rPr>
+      </w:pPr>
+      <w:r>
+        <w:rPr>
+          <w:b/>
+          <w:color w:val="000000" w:themeColor="text1"/>
+          <w:sz w:val="28"/>
+        </w:rPr>
+        <w:lastRenderedPageBreak/>
+        <w:t>Step 11</w:t>
+      </w:r>
+      <w:proofErr w:type="gramStart"/>
+      <w:r>
+        <w:rPr>
+          <w:b/>
+          <w:color w:val="000000" w:themeColor="text1"/>
+          <w:sz w:val="28"/>
+        </w:rPr>
+        <w:t>:Jenkins</w:t>
+      </w:r>
+      <w:proofErr w:type="gramEnd"/>
+      <w:r>
+        <w:rPr>
+          <w:b/>
+          <w:color w:val="000000" w:themeColor="text1"/>
+          <w:sz w:val="28"/>
+        </w:rPr>
+        <w:t xml:space="preserve"> CI/CD pipeline done and </w:t>
+      </w:r>
+      <w:proofErr w:type="spellStart"/>
+      <w:r>
+        <w:rPr>
+          <w:b/>
+          <w:color w:val="000000" w:themeColor="text1"/>
+          <w:sz w:val="28"/>
+        </w:rPr>
+        <w:t>docker</w:t>
+      </w:r>
+      <w:proofErr w:type="spellEnd"/>
+      <w:r>
+        <w:rPr>
+          <w:b/>
+          <w:color w:val="000000" w:themeColor="text1"/>
+          <w:sz w:val="28"/>
+        </w:rPr>
+        <w:t xml:space="preserve"> deployment in progress</w:t>
+      </w:r>
+    </w:p>
+    <w:p>
+      <w:pPr>
+        <w:rPr>
+          <w:b/>
+          <w:color w:val="000000" w:themeColor="text1"/>
+          <w:sz w:val="28"/>
+        </w:rPr>
+      </w:pPr>
+      <w:r>
+        <w:rPr>
+          <w:b/>
+          <w:noProof/>
+          <w:color w:val="000000" w:themeColor="text1"/>
+          <w:sz w:val="28"/>
+          <w:lang w:val="en-US" w:bidi="ar-SA"/>
+        </w:rPr>
+        <w:drawing>
+          <wp:inline distT="0" distB="0" distL="0" distR="0">
+            <wp:extent cx="5731510" cy="3953918"/>
+            <wp:effectExtent l="19050" t="0" r="2540" b="0"/>
+            <wp:docPr id="12" name="Picture 3" descr="C:\Users\dhanr\OneDrive\Pictures\Screenshots\Screenshot 2026-03-05 110124.png"/>
+            <wp:cNvGraphicFramePr>
+              <a:graphicFrameLocks xmlns:a="http://schemas.openxmlformats.org/drawingml/2006/main" noChangeAspect="1"/>
+            </wp:cNvGraphicFramePr>
+            <a:graphic xmlns:a="http://schemas.openxmlformats.org/drawingml/2006/main">
+              <a:graphicData uri="http://schemas.openxmlformats.org/drawingml/2006/picture">
+                <pic:pic xmlns:pic="http://schemas.openxmlformats.org/drawingml/2006/picture">
+                  <pic:nvPicPr>
+                    <pic:cNvPr id="0" name="Picture 3" descr="C:\Users\dhanr\OneDrive\Pictures\Screenshots\Screenshot 2026-03-05 110124.png"/>
+                    <pic:cNvPicPr>
+                      <a:picLocks noChangeAspect="1" noChangeArrowheads="1"/>
+                    </pic:cNvPicPr>
+                  </pic:nvPicPr>
+                  <pic:blipFill>
+                    <a:blip r:embed="rId15" cstate="print"/>
+                    <a:srcRect/>
+                    <a:stretch>
+                      <a:fillRect/>
+                    </a:stretch>
+                  </pic:blipFill>
+                  <pic:spPr bwMode="auto">
+                    <a:xfrm>
+                      <a:off x="0" y="0"/>
+                      <a:ext cx="5731510" cy="3953918"/>
+                    </a:xfrm>
+                    <a:prstGeom prst="rect">
+                      <a:avLst/>
+                    </a:prstGeom>
+                    <a:noFill/>
+                    <a:ln w="9525">
+                      <a:noFill/>
+                      <a:miter lim="800000"/>
+                      <a:headEnd/>
+                      <a:tailEnd/>
+                    </a:ln>
+                  </pic:spPr>
+                </pic:pic>
+              </a:graphicData>
+            </a:graphic>
+          </wp:inline>
+        </w:drawing>
+      </w:r>
+    </w:p>
+    <w:p>
+      <w:pPr>
+        <w:rPr>
+          <w:b/>
+          <w:color w:val="000000" w:themeColor="text1"/>
+          <w:sz w:val="28"/>
+        </w:rPr>
+      </w:pPr>
+    </w:p>
+    <w:p>
+      <w:pPr>
+        <w:rPr>
+          <w:b/>
+          <w:color w:val="000000" w:themeColor="text1"/>
+          <w:sz w:val="28"/>
+        </w:rPr>
+      </w:pPr>
+      <w:r>
+        <w:rPr>
+          <w:b/>
+          <w:color w:val="000000" w:themeColor="text1"/>
+          <w:sz w:val="28"/>
+        </w:rPr>
+        <w:t>Step 12</w:t>
+      </w:r>
+      <w:proofErr w:type="gramStart"/>
+      <w:r>
+        <w:rPr>
+          <w:b/>
+          <w:color w:val="000000" w:themeColor="text1"/>
+          <w:sz w:val="28"/>
+        </w:rPr>
+        <w:t>:Docker</w:t>
+      </w:r>
+      <w:proofErr w:type="gramEnd"/>
+      <w:r>
+        <w:rPr>
+          <w:b/>
+          <w:color w:val="000000" w:themeColor="text1"/>
+          <w:sz w:val="28"/>
+        </w:rPr>
+        <w:t xml:space="preserve"> deployment is done and </w:t>
+      </w:r>
+      <w:proofErr w:type="spellStart"/>
+      <w:r>
+        <w:rPr>
+          <w:b/>
+          <w:color w:val="000000" w:themeColor="text1"/>
+          <w:sz w:val="28"/>
+        </w:rPr>
+        <w:t>kubernate</w:t>
+      </w:r>
+      <w:proofErr w:type="spellEnd"/>
+      <w:r>
+        <w:rPr>
+          <w:b/>
+          <w:color w:val="000000" w:themeColor="text1"/>
+          <w:sz w:val="28"/>
+        </w:rPr>
+        <w:t xml:space="preserve"> deployment is in progress</w:t>
+      </w:r>
+    </w:p>
+    <w:p>
+      <w:pPr>
+        <w:rPr>
+          <w:b/>
+          <w:color w:val="000000" w:themeColor="text1"/>
+          <w:sz w:val="28"/>
+        </w:rPr>
+      </w:pPr>
+      <w:r>
+        <w:rPr>
+          <w:b/>
+          <w:noProof/>
+          <w:color w:val="000000" w:themeColor="text1"/>
+          <w:sz w:val="28"/>
+          <w:lang w:val="en-US" w:bidi="ar-SA"/>
+        </w:rPr>
+        <w:drawing>
+          <wp:inline distT="0" distB="0" distL="0" distR="0">
+            <wp:extent cx="5731510" cy="3018439"/>
+            <wp:effectExtent l="19050" t="0" r="2540" b="0"/>
+            <wp:docPr id="13" name="Picture 4" descr="C:\Users\dhanr\OneDrive\Pictures\Screenshots\Screenshot 2026-03-05 110139.png"/>
+            <wp:cNvGraphicFramePr>
+              <a:graphicFrameLocks xmlns:a="http://schemas.openxmlformats.org/drawingml/2006/main" noChangeAspect="1"/>
+            </wp:cNvGraphicFramePr>
+            <a:graphic xmlns:a="http://schemas.openxmlformats.org/drawingml/2006/main">
+              <a:graphicData uri="http://schemas.openxmlformats.org/drawingml/2006/picture">
+                <pic:pic xmlns:pic="http://schemas.openxmlformats.org/drawingml/2006/picture">
+                  <pic:nvPicPr>
+                    <pic:cNvPr id="0" name="Picture 4" descr="C:\Users\dhanr\OneDrive\Pictures\Screenshots\Screenshot 2026-03-05 110139.png"/>
+                    <pic:cNvPicPr>
+                      <a:picLocks noChangeAspect="1" noChangeArrowheads="1"/>
+                    </pic:cNvPicPr>
+                  </pic:nvPicPr>
+                  <pic:blipFill>
+                    <a:blip r:embed="rId16" cstate="print"/>
+                    <a:srcRect/>
+                    <a:stretch>
+                      <a:fillRect/>
+                    </a:stretch>
+                  </pic:blipFill>
+                  <pic:spPr bwMode="auto">
+                    <a:xfrm>
+                      <a:off x="0" y="0"/>
+                      <a:ext cx="5731510" cy="3018439"/>
+                    </a:xfrm>
+                    <a:prstGeom prst="rect">
+                      <a:avLst/>
+                    </a:prstGeom>
+                    <a:noFill/>
+                    <a:ln w="9525">
+                      <a:noFill/>
+                      <a:miter lim="800000"/>
+                      <a:headEnd/>
+                      <a:tailEnd/>
+                    </a:ln>
+                  </pic:spPr>
+                </pic:pic>
+              </a:graphicData>
+            </a:graphic>
+          </wp:inline>
+        </w:drawing>
+      </w:r>
+    </w:p>
+    <w:p>
+      <w:pPr>
+        <w:rPr>
+          <w:b/>
+          <w:color w:val="000000" w:themeColor="text1"/>
+          <w:sz w:val="28"/>
+        </w:rPr>
+      </w:pPr>
+    </w:p>
+    <w:p>
+      <w:pPr>
+        <w:rPr>
+          <w:b/>
+          <w:color w:val="000000" w:themeColor="text1"/>
+          <w:sz w:val="28"/>
+        </w:rPr>
+      </w:pPr>
+    </w:p>
+    <w:p>
+      <w:pPr>
+        <w:rPr>
+          <w:b/>
+          <w:color w:val="000000" w:themeColor="text1"/>
+          <w:sz w:val="28"/>
+        </w:rPr>
+      </w:pPr>
+      <w:r>
+        <w:rPr>
+          <w:b/>
+          <w:color w:val="000000" w:themeColor="text1"/>
+          <w:sz w:val="28"/>
+        </w:rPr>
+        <w:lastRenderedPageBreak/>
+        <w:t>Step 13:</w:t>
+      </w:r>
+      <w:r>
+        <w:rPr>
+          <w:b/>
+          <w:color w:val="000000" w:themeColor="text1"/>
+          <w:sz w:val="28"/>
+        </w:rPr>
+        <w:t xml:space="preserve"> </w:t>
+      </w:r>
+      <w:proofErr w:type="spellStart"/>
+      <w:r>
+        <w:rPr>
+          <w:b/>
+          <w:color w:val="000000" w:themeColor="text1"/>
+          <w:sz w:val="28"/>
+        </w:rPr>
+        <w:t>kubernate</w:t>
+      </w:r>
+      <w:proofErr w:type="spellEnd"/>
+      <w:r>
+        <w:rPr>
+          <w:b/>
+          <w:color w:val="000000" w:themeColor="text1"/>
+          <w:sz w:val="28"/>
+        </w:rPr>
+        <w:t xml:space="preserve"> deployment is done and monitoring and </w:t>
+      </w:r>
+      <w:proofErr w:type="spellStart"/>
+      <w:r>
+        <w:rPr>
+          <w:b/>
+          <w:color w:val="000000" w:themeColor="text1"/>
+          <w:sz w:val="28"/>
+        </w:rPr>
+        <w:t>observability</w:t>
+      </w:r>
+      <w:proofErr w:type="spellEnd"/>
+      <w:r>
+        <w:rPr>
+          <w:b/>
+          <w:color w:val="000000" w:themeColor="text1"/>
+          <w:sz w:val="28"/>
+        </w:rPr>
+        <w:t xml:space="preserve"> is in progress</w:t>
+      </w:r>
+    </w:p>
+    <w:p>
+      <w:pPr>
+        <w:rPr>
+          <w:b/>
+          <w:color w:val="000000" w:themeColor="text1"/>
+          <w:sz w:val="28"/>
+        </w:rPr>
+      </w:pPr>
+      <w:r>
+        <w:rPr>
+          <w:b/>
+          <w:noProof/>
+          <w:color w:val="000000" w:themeColor="text1"/>
+          <w:sz w:val="28"/>
+          <w:lang w:val="en-US" w:bidi="ar-SA"/>
+        </w:rPr>
+        <w:drawing>
+          <wp:inline distT="0" distB="0" distL="0" distR="0">
+            <wp:extent cx="5731510" cy="3765897"/>
+            <wp:effectExtent l="19050" t="0" r="2540" b="0"/>
+            <wp:docPr id="14" name="Picture 5" descr="C:\Users\dhanr\OneDrive\Pictures\Screenshots\Screenshot 2026-03-05 110153.png"/>
+            <wp:cNvGraphicFramePr>
+              <a:graphicFrameLocks xmlns:a="http://schemas.openxmlformats.org/drawingml/2006/main" noChangeAspect="1"/>
+            </wp:cNvGraphicFramePr>
+            <a:graphic xmlns:a="http://schemas.openxmlformats.org/drawingml/2006/main">
+              <a:graphicData uri="http://schemas.openxmlformats.org/drawingml/2006/picture">
+                <pic:pic xmlns:pic="http://schemas.openxmlformats.org/drawingml/2006/picture">
+                  <pic:nvPicPr>
+                    <pic:cNvPr id="0" name="Picture 5" descr="C:\Users\dhanr\OneDrive\Pictures\Screenshots\Screenshot 2026-03-05 110153.png"/>
+                    <pic:cNvPicPr>
+                      <a:picLocks noChangeAspect="1" noChangeArrowheads="1"/>
+                    </pic:cNvPicPr>
+                  </pic:nvPicPr>
+                  <pic:blipFill>
+                    <a:blip r:embed="rId17" cstate="print"/>
+                    <a:srcRect/>
+                    <a:stretch>
+                      <a:fillRect/>
+                    </a:stretch>
+                  </pic:blipFill>
+                  <pic:spPr bwMode="auto">
+                    <a:xfrm>
+                      <a:off x="0" y="0"/>
+                      <a:ext cx="5731510" cy="3765897"/>
+                    </a:xfrm>
+                    <a:prstGeom prst="rect">
+                      <a:avLst/>
+                    </a:prstGeom>
+                    <a:noFill/>
+                    <a:ln w="9525">
+                      <a:noFill/>
+                      <a:miter lim="800000"/>
+                      <a:headEnd/>
+                      <a:tailEnd/>
+                    </a:ln>
+                  </pic:spPr>
+                </pic:pic>
+              </a:graphicData>
+            </a:graphic>
+          </wp:inline>
+        </w:drawing>
+      </w:r>
+    </w:p>
+    <w:p>
+      <w:pPr>
+        <w:rPr>
+          <w:b/>
+          <w:color w:val="000000" w:themeColor="text1"/>
+          <w:sz w:val="28"/>
+        </w:rPr>
+      </w:pPr>
+      <w:r>
+        <w:rPr>
+          <w:b/>
+          <w:color w:val="000000" w:themeColor="text1"/>
+          <w:sz w:val="28"/>
+        </w:rPr>
+        <w:t>Step 14:</w:t>
+      </w:r>
+      <w:r>
+        <w:rPr>
+          <w:b/>
+          <w:color w:val="000000" w:themeColor="text1"/>
+          <w:sz w:val="28"/>
+        </w:rPr>
+        <w:t xml:space="preserve"> </w:t>
+      </w:r>
+      <w:r>
+        <w:rPr>
+          <w:b/>
+          <w:color w:val="000000" w:themeColor="text1"/>
+          <w:sz w:val="28"/>
+        </w:rPr>
+        <w:t xml:space="preserve">monitoring and </w:t>
+      </w:r>
+      <w:proofErr w:type="spellStart"/>
+      <w:r>
+        <w:rPr>
+          <w:b/>
+          <w:color w:val="000000" w:themeColor="text1"/>
+          <w:sz w:val="28"/>
+        </w:rPr>
+        <w:t>observability</w:t>
+      </w:r>
+      <w:proofErr w:type="spellEnd"/>
+      <w:r>
+        <w:rPr>
+          <w:b/>
+          <w:color w:val="000000" w:themeColor="text1"/>
+          <w:sz w:val="28"/>
+        </w:rPr>
+        <w:t xml:space="preserve"> is done</w:t>
+      </w:r>
+    </w:p>
+    <w:p>
+      <w:pPr>
+        <w:rPr>
+          <w:b/>
+          <w:color w:val="000000" w:themeColor="text1"/>
+          <w:sz w:val="28"/>
+        </w:rPr>
+      </w:pPr>
+      <w:r>
+        <w:rPr>
+          <w:b/>
+          <w:noProof/>
+          <w:color w:val="000000" w:themeColor="text1"/>
+          <w:sz w:val="28"/>
+          <w:lang w:val="en-US" w:bidi="ar-SA"/>
+        </w:rPr>
+        <w:drawing>
+          <wp:inline distT="0" distB="0" distL="0" distR="0">
+            <wp:extent cx="5731510" cy="2794448"/>
+            <wp:effectExtent l="19050" t="0" r="2540" b="0"/>
+            <wp:docPr id="15" name="Picture 6" descr="C:\Users\dhanr\OneDrive\Pictures\Screenshots\Screenshot 2026-03-05 110208.png"/>
+            <wp:cNvGraphicFramePr>
+              <a:graphicFrameLocks xmlns:a="http://schemas.openxmlformats.org/drawingml/2006/main" noChangeAspect="1"/>
+            </wp:cNvGraphicFramePr>
+            <a:graphic xmlns:a="http://schemas.openxmlformats.org/drawingml/2006/main">
+              <a:graphicData uri="http://schemas.openxmlformats.org/drawingml/2006/picture">
+                <pic:pic xmlns:pic="http://schemas.openxmlformats.org/drawingml/2006/picture">
+                  <pic:nvPicPr>
+                    <pic:cNvPr id="0" name="Picture 6" descr="C:\Users\dhanr\OneDrive\Pictures\Screenshots\Screenshot 2026-03-05 110208.png"/>
+                    <pic:cNvPicPr>
+                      <a:picLocks noChangeAspect="1" noChangeArrowheads="1"/>
+                    </pic:cNvPicPr>
+                  </pic:nvPicPr>
+                  <pic:blipFill>
+                    <a:blip r:embed="rId18" cstate="print"/>
+                    <a:srcRect/>
+                    <a:stretch>
+                      <a:fillRect/>
+                    </a:stretch>
+                  </pic:blipFill>
+                  <pic:spPr bwMode="auto">
+                    <a:xfrm>
+                      <a:off x="0" y="0"/>
+                      <a:ext cx="5731510" cy="2794448"/>
+                    </a:xfrm>
+                    <a:prstGeom prst="rect">
+                      <a:avLst/>
+                    </a:prstGeom>
+                    <a:noFill/>
+                    <a:ln w="9525">
+                      <a:noFill/>
+                      <a:miter lim="800000"/>
+                      <a:headEnd/>
+                      <a:tailEnd/>
+                    </a:ln>
+                  </pic:spPr>
+                </pic:pic>
+              </a:graphicData>
+            </a:graphic>
+          </wp:inline>
+        </w:drawing>
+      </w:r>
+    </w:p>
+    <w:p>
+      <w:pPr>
+        <w:rPr>
+          <w:b/>
+          <w:color w:val="000000" w:themeColor="text1"/>
+          <w:sz w:val="28"/>
+        </w:rPr>
+      </w:pPr>
+    </w:p>
+    <w:p>
+      <w:pPr>
+        <w:rPr>
+          <w:b/>
+          <w:color w:val="000000" w:themeColor="text1"/>
+          <w:sz w:val="28"/>
+        </w:rPr>
+      </w:pPr>
+    </w:p>
+    <w:p>
+      <w:pPr>
+        <w:rPr>
+          <w:b/>
+          <w:color w:val="000000" w:themeColor="text1"/>
+          <w:sz w:val="28"/>
+        </w:rPr>
+      </w:pPr>
+    </w:p>
+    <w:p>
+      <w:pPr>
+        <w:rPr>
+          <w:b/>
+          <w:color w:val="000000" w:themeColor="text1"/>
+          <w:sz w:val="28"/>
+        </w:rPr>
+      </w:pPr>
+      <w:r>
+        <w:rPr>
+          <w:b/>
+          <w:color w:val="000000" w:themeColor="text1"/>
+          <w:sz w:val="28"/>
+        </w:rPr>
+        <w:lastRenderedPageBreak/>
+        <w:t>Step 15</w:t>
+      </w:r>
+      <w:proofErr w:type="gramStart"/>
+      <w:r>
+        <w:rPr>
+          <w:b/>
+          <w:color w:val="000000" w:themeColor="text1"/>
+          <w:sz w:val="28"/>
+        </w:rPr>
+        <w:t>:Jira</w:t>
+      </w:r>
+      <w:proofErr w:type="gramEnd"/>
+      <w:r>
+        <w:rPr>
+          <w:b/>
+          <w:color w:val="000000" w:themeColor="text1"/>
+          <w:sz w:val="28"/>
+        </w:rPr>
+        <w:t xml:space="preserve"> workflow is also done</w:t>
+      </w:r>
+    </w:p>
+    <w:p>
+      <w:pPr>
+        <w:rPr>
+          <w:b/>
+          <w:color w:val="000000" w:themeColor="text1"/>
+          <w:sz w:val="28"/>
+        </w:rPr>
+      </w:pPr>
+      <w:r>
+        <w:rPr>
+          <w:b/>
+          <w:noProof/>
+          <w:color w:val="000000" w:themeColor="text1"/>
+          <w:sz w:val="28"/>
+          <w:lang w:val="en-US" w:bidi="ar-SA"/>
+        </w:rPr>
+        <w:drawing>
+          <wp:inline distT="0" distB="0" distL="0" distR="0">
+            <wp:extent cx="5731510" cy="2438947"/>
+            <wp:effectExtent l="19050" t="0" r="2540" b="0"/>
+            <wp:docPr id="16" name="Picture 7" descr="C:\Users\dhanr\OneDrive\Pictures\Screenshots\Screenshot 2026-03-05 110224.png"/>
+            <wp:cNvGraphicFramePr>
+              <a:graphicFrameLocks xmlns:a="http://schemas.openxmlformats.org/drawingml/2006/main" noChangeAspect="1"/>
+            </wp:cNvGraphicFramePr>
+            <a:graphic xmlns:a="http://schemas.openxmlformats.org/drawingml/2006/main">
+              <a:graphicData uri="http://schemas.openxmlformats.org/drawingml/2006/picture">
+                <pic:pic xmlns:pic="http://schemas.openxmlformats.org/drawingml/2006/picture">
+                  <pic:nvPicPr>
+                    <pic:cNvPr id="0" name="Picture 7" descr="C:\Users\dhanr\OneDrive\Pictures\Screenshots\Screenshot 2026-03-05 110224.png"/>
+                    <pic:cNvPicPr>
+                      <a:picLocks noChangeAspect="1" noChangeArrowheads="1"/>
+                    </pic:cNvPicPr>
+                  </pic:nvPicPr>
+                  <pic:blipFill>
+                    <a:blip r:embed="rId19" cstate="print"/>
+                    <a:srcRect/>
+                    <a:stretch>
+                      <a:fillRect/>
+                    </a:stretch>
+                  </pic:blipFill>
+                  <pic:spPr bwMode="auto">
+                    <a:xfrm>
+                      <a:off x="0" y="0"/>
+                      <a:ext cx="5731510" cy="2438947"/>
+                    </a:xfrm>
+                    <a:prstGeom prst="rect">
+                      <a:avLst/>
+                    </a:prstGeom>
+                    <a:noFill/>
+                    <a:ln w="9525">
+                      <a:noFill/>
+                      <a:miter lim="800000"/>
+                      <a:headEnd/>
+                      <a:tailEnd/>
+                    </a:ln>
+                  </pic:spPr>
+                </pic:pic>
+              </a:graphicData>
+            </a:graphic>
+          </wp:inline>
+        </w:drawing>
+      </w:r>
+    </w:p>
+    <w:p>
+      <w:pPr>
+        <w:rPr>
+          <w:b/>
+          <w:color w:val="000000" w:themeColor="text1"/>
+          <w:sz w:val="28"/>
+        </w:rPr>
+      </w:pPr>
+    </w:p>
+    <w:p>
+      <w:pPr>
+        <w:rPr>
+          <w:b/>
+          <w:color w:val="000000" w:themeColor="text1"/>
+          <w:sz w:val="28"/>
+        </w:rPr>
+      </w:pPr>
+      <w:r>
+        <w:rPr>
+          <w:b/>
+          <w:color w:val="000000" w:themeColor="text1"/>
+          <w:sz w:val="28"/>
+        </w:rPr>
+        <w:t xml:space="preserve"> </w:t>
       </w:r>
     </w:p>
     <w:sectPr>
@@ -1974,7 +2937,7 @@
   <a:extraClrSchemeLst/>
   <a:extLst>
     <a:ext uri="{05A4C25C-085E-4340-85A3-A5531E510DB2}">
-      <thm15:themeFamily xmlns:thm15="http://schemas.microsoft.com/office/thememl/2012/main" xmlns="" name="Office Theme" id="{62F939B6-93AF-4DB8-9C6B-D6C7DFDC589F}" vid="{4A3C46E8-61CC-4603-A589-7422A47A8E4A}"/>
+      <thm15:themeFamily xmlns="" xmlns:thm15="http://schemas.microsoft.com/office/thememl/2012/main" name="Office Theme" id="{62F939B6-93AF-4DB8-9C6B-D6C7DFDC589F}" vid="{4A3C46E8-61CC-4603-A589-7422A47A8E4A}"/>
     </a:ext>
   </a:extLst>
 </a:theme>
